--- a/docs/10_SWE.6_SW검증/SWV-PLT-001_SW검증명세서_v1.0.docx
+++ b/docs/10_SWE.6_SW검증/SWV-PLT-001_SW검증명세서_v1.0.docx
@@ -901,7 +901,7 @@
         <w:rPr>
           <w:rFonts w:ascii="Arial Unicode MS" w:eastAsia="Arial Unicode MS" w:hAnsi="Arial Unicode MS" w:cs="Arial Unicode MS"/>
         </w:rPr>
-        <w:t>본 문서는 통합된 SW가 SRS-PLT-001 v1.3의 기능(FR-01~14)·비기능(NFR-01~04) 요구사항을 충족하는지 검증한다(SWE.6 SW Verification). 합격 기준 미정(TBD)은 실측 후 확정한다.</w:t>
+        <w:t>본 문서는 통합된 SW가 SRS-PLT-001 v1.3의 기능(FR-01~14)·비기능(NFR-01~05) 요구사항을 충족하는지 검증한다(SWE.6 SW Verification). 합격 기준 미정(TBD)은 실측 후 확정한다.</w:t>
       </w:r>
     </w:p>
     <w:p/>
@@ -936,7 +936,7 @@
         <w:rPr>
           <w:rFonts w:ascii="Arial Unicode MS" w:eastAsia="Arial Unicode MS" w:hAnsi="Arial Unicode MS" w:cs="Arial Unicode MS"/>
         </w:rPr>
-        <w:t>•  SRS FR-01~14·NFR-01~04 충족 검증</w:t>
+        <w:t>•  SRS FR-01~14·NFR-01~05 충족 검증</w:t>
       </w:r>
       <w:r>
         <w:rPr>
@@ -5058,6 +5058,180 @@
           </w:p>
         </w:tc>
       </w:tr>
+      <w:tr>
+        <w:tc>
+          <w:tcPr>
+            <w:tcW w:w="900" w:type="dxa"/>
+            <w:tcBorders>
+              <w:top w:val="single" w:sz="4" w:space="0" w:color="CCCCCC"/>
+              <w:left w:val="single" w:sz="4" w:space="0" w:color="CCCCCC"/>
+              <w:bottom w:val="single" w:sz="4" w:space="0" w:color="CCCCCC"/>
+              <w:right w:val="single" w:sz="4" w:space="0" w:color="CCCCCC"/>
+            </w:tcBorders>
+            <w:shd w:val="clear" w:color="auto" w:fill="DEEAF1"/>
+            <w:tcMar>
+              <w:top w:w="60" w:type="dxa"/>
+              <w:left w:w="140" w:type="dxa"/>
+              <w:bottom w:w="60" w:type="dxa"/>
+              <w:right w:w="140" w:type="dxa"/>
+            </w:tcMar>
+            <w:vAlign w:val="center"/>
+          </w:tcPr>
+          <w:p>
+            <w:pPr>
+              <w:jc w:val="center"/>
+            </w:pPr>
+            <w:r>
+              <w:rPr>
+                <w:rFonts w:eastAsia="Arial"/>
+                <w:b/>
+                <w:bCs/>
+                <w:color w:val="2E75B6"/>
+                <w:sz w:val="18"/>
+                <w:szCs w:val="18"/>
+              </w:rPr>
+              <w:t>QT-19</w:t>
+            </w:r>
+          </w:p>
+        </w:tc>
+        <w:tc>
+          <w:tcPr>
+            <w:tcW w:w="1300" w:type="dxa"/>
+            <w:tcBorders>
+              <w:top w:val="single" w:sz="4" w:space="0" w:color="CCCCCC"/>
+              <w:left w:val="single" w:sz="4" w:space="0" w:color="CCCCCC"/>
+              <w:bottom w:val="single" w:sz="4" w:space="0" w:color="CCCCCC"/>
+              <w:right w:val="single" w:sz="4" w:space="0" w:color="CCCCCC"/>
+            </w:tcBorders>
+            <w:shd w:val="clear" w:color="auto" w:fill="DEEAF1"/>
+            <w:tcMar>
+              <w:top w:w="60" w:type="dxa"/>
+              <w:left w:w="140" w:type="dxa"/>
+              <w:bottom w:w="60" w:type="dxa"/>
+              <w:right w:w="140" w:type="dxa"/>
+            </w:tcMar>
+            <w:vAlign w:val="center"/>
+          </w:tcPr>
+          <w:p>
+            <w:r>
+              <w:rPr>
+                <w:rFonts w:ascii="Arial Unicode MS" w:eastAsia="Arial Unicode MS" w:hAnsi="Arial Unicode MS" w:cs="Arial Unicode MS"/>
+                <w:b/>
+                <w:bCs/>
+                <w:color w:val="000000"/>
+                <w:sz w:val="18"/>
+                <w:szCs w:val="18"/>
+              </w:rPr>
+              <w:t>NFR-05</w:t>
+            </w:r>
+          </w:p>
+        </w:tc>
+        <w:tc>
+          <w:tcPr>
+            <w:tcW w:w="2000" w:type="dxa"/>
+            <w:tcBorders>
+              <w:top w:val="single" w:sz="4" w:space="0" w:color="CCCCCC"/>
+              <w:left w:val="single" w:sz="4" w:space="0" w:color="CCCCCC"/>
+              <w:bottom w:val="single" w:sz="4" w:space="0" w:color="CCCCCC"/>
+              <w:right w:val="single" w:sz="4" w:space="0" w:color="CCCCCC"/>
+            </w:tcBorders>
+            <w:shd w:val="clear" w:color="auto" w:fill="DEEAF1"/>
+            <w:tcMar>
+              <w:top w:w="60" w:type="dxa"/>
+              <w:left w:w="140" w:type="dxa"/>
+              <w:bottom w:w="60" w:type="dxa"/>
+              <w:right w:w="140" w:type="dxa"/>
+            </w:tcMar>
+            <w:vAlign w:val="center"/>
+          </w:tcPr>
+          <w:p>
+            <w:r>
+              <w:rPr>
+                <w:rFonts w:ascii="Arial Unicode MS" w:eastAsia="Arial Unicode MS" w:hAnsi="Arial Unicode MS" w:cs="Arial Unicode MS"/>
+                <w:b/>
+                <w:bCs/>
+                <w:color w:val="000000"/>
+                <w:sz w:val="18"/>
+                <w:szCs w:val="18"/>
+              </w:rPr>
+              <w:t>통신 보안</w:t>
+            </w:r>
+          </w:p>
+        </w:tc>
+        <w:tc>
+          <w:tcPr>
+            <w:tcW w:w="3226" w:type="dxa"/>
+            <w:tcBorders>
+              <w:top w:val="single" w:sz="4" w:space="0" w:color="CCCCCC"/>
+              <w:left w:val="single" w:sz="4" w:space="0" w:color="CCCCCC"/>
+              <w:bottom w:val="single" w:sz="4" w:space="0" w:color="CCCCCC"/>
+              <w:right w:val="single" w:sz="4" w:space="0" w:color="CCCCCC"/>
+            </w:tcBorders>
+            <w:shd w:val="clear" w:color="auto" w:fill="DEEAF1"/>
+            <w:tcMar>
+              <w:top w:w="60" w:type="dxa"/>
+              <w:left w:w="140" w:type="dxa"/>
+              <w:bottom w:w="60" w:type="dxa"/>
+              <w:right w:w="140" w:type="dxa"/>
+            </w:tcMar>
+            <w:vAlign w:val="center"/>
+          </w:tcPr>
+          <w:p>
+            <w:pPr>
+              <w:rPr>
+                <w:rFonts w:hint="eastAsia"/>
+              </w:rPr>
+            </w:pPr>
+            <w:r>
+              <w:rPr>
+                <w:rFonts w:ascii="Arial Unicode MS" w:eastAsia="Arial Unicode MS" w:hAnsi="Arial Unicode MS" w:cs="Arial Unicode MS"/>
+                <w:color w:val="000000"/>
+                <w:sz w:val="18"/>
+                <w:szCs w:val="18"/>
+              </w:rPr>
+              <w:t>HMAC 불일치·seq 역행 패킷 폐기 확인</w:t>
+            </w:r>
+            <w:r>
+              <w:rPr>
+                <w:rFonts w:ascii="Arial Unicode MS" w:hAnsi="Arial Unicode MS" w:cs="Arial Unicode MS" w:hint="eastAsia"/>
+                <w:color w:val="000000"/>
+                <w:sz w:val="18"/>
+                <w:szCs w:val="18"/>
+              </w:rPr>
+            </w:r>
+          </w:p>
+        </w:tc>
+        <w:tc>
+          <w:tcPr>
+            <w:tcW w:w="1600" w:type="dxa"/>
+            <w:tcBorders>
+              <w:top w:val="single" w:sz="4" w:space="0" w:color="CCCCCC"/>
+              <w:left w:val="single" w:sz="4" w:space="0" w:color="CCCCCC"/>
+              <w:bottom w:val="single" w:sz="4" w:space="0" w:color="CCCCCC"/>
+              <w:right w:val="single" w:sz="4" w:space="0" w:color="CCCCCC"/>
+            </w:tcBorders>
+            <w:shd w:val="clear" w:color="auto" w:fill="DEEAF1"/>
+            <w:tcMar>
+              <w:top w:w="60" w:type="dxa"/>
+              <w:left w:w="140" w:type="dxa"/>
+              <w:bottom w:w="60" w:type="dxa"/>
+              <w:right w:w="140" w:type="dxa"/>
+            </w:tcMar>
+            <w:vAlign w:val="center"/>
+          </w:tcPr>
+          <w:p>
+            <w:r>
+              <w:rPr>
+                <w:rFonts w:ascii="Arial Unicode MS" w:eastAsia="Arial Unicode MS" w:hAnsi="Arial Unicode MS" w:cs="Arial Unicode MS"/>
+                <w:color w:val="000000"/>
+                <w:sz w:val="18"/>
+                <w:szCs w:val="18"/>
+              </w:rPr>
+              <w:t>단위+결함주입</w:t>
+            </w:r>
+          </w:p>
+        </w:tc>
+      </w:tr>
     </w:tbl>
     <w:p>
       <w:pPr>
@@ -5223,7 +5397,7 @@
                 <w:sz w:val="18"/>
                 <w:szCs w:val="18"/>
               </w:rPr>
-              <w:t>QT-01~18</w:t>
+              <w:t>QT-01~19</w:t>
             </w:r>
           </w:p>
         </w:tc>
@@ -5253,7 +5427,7 @@
                 <w:sz w:val="18"/>
                 <w:szCs w:val="18"/>
               </w:rPr>
-              <w:t>SRS FR-01~14·NFR-01~04와 1:1</w:t>
+              <w:t>SRS FR-01~14·NFR-01~05와 1:1</w:t>
             </w:r>
           </w:p>
         </w:tc>
